--- a/Emile_de_Lange_CMP1560_Unit01_TransportingStructuredData.docx
+++ b/Emile_de_Lange_CMP1560_Unit01_TransportingStructuredData.docx
@@ -14,6 +14,12 @@
       </w:r>
       <w:r>
         <w:t>Data</w:t>
+      </w:r>
+      <w:r>
+        <w:t xml:space="preserve"> (Git</w:t>
+      </w:r>
+      <w:r>
+        <w:t>Hub update)</w:t>
       </w:r>
     </w:p>
     <w:p>
@@ -2544,6 +2550,41 @@
           <w:rFonts w:ascii="Calibri" w:hAnsi="Calibri" w:cs="Calibri"/>
         </w:rPr>
         <w:t>.</w:t>
+      </w:r>
+    </w:p>
+    <w:p>
+      <w:pPr>
+        <w:rPr>
+          <w:rFonts w:ascii="Calibri" w:hAnsi="Calibri" w:cs="Calibri"/>
+        </w:rPr>
+      </w:pPr>
+    </w:p>
+    <w:p>
+      <w:pPr>
+        <w:rPr>
+          <w:rFonts w:ascii="Calibri" w:hAnsi="Calibri" w:cs="Calibri"/>
+          <w:b/>
+          <w:bCs/>
+          <w:color w:val="FF0000"/>
+        </w:rPr>
+      </w:pPr>
+      <w:r>
+        <w:rPr>
+          <w:rFonts w:ascii="Calibri" w:hAnsi="Calibri" w:cs="Calibri"/>
+          <w:b/>
+          <w:bCs/>
+          <w:color w:val="FF0000"/>
+        </w:rPr>
+        <w:t>UPDATED F</w:t>
+      </w:r>
+      <w:r>
+        <w:rPr>
+          <w:rFonts w:ascii="Calibri" w:hAnsi="Calibri" w:cs="Calibri"/>
+          <w:b/>
+          <w:bCs/>
+          <w:color w:val="FF0000"/>
+        </w:rPr>
+        <w:t xml:space="preserve">OR GitHub </w:t>
       </w:r>
     </w:p>
     <w:sectPr>
@@ -10173,6 +10214,29 @@
 </file>
 
 <file path=customXml/item1.xml><?xml version="1.0" encoding="utf-8"?>
+<p:properties xmlns:p="http://schemas.microsoft.com/office/2006/metadata/properties" xmlns:xsi="http://www.w3.org/2001/XMLSchema-instance" xmlns:pc="http://schemas.microsoft.com/office/infopath/2007/PartnerControls">
+  <documentManagement>
+    <MediaLengthInSeconds xmlns="d1a7958c-8f44-4e0c-83af-8e38a59b607c" xsi:nil="true"/>
+    <_ip_UnifiedCompliancePolicyUIAction xmlns="http://schemas.microsoft.com/sharepoint/v3" xsi:nil="true"/>
+    <_ip_UnifiedCompliancePolicyProperties xmlns="http://schemas.microsoft.com/sharepoint/v3" xsi:nil="true"/>
+    <lcf76f155ced4ddcb4097134ff3c332f xmlns="d1a7958c-8f44-4e0c-83af-8e38a59b607c">
+      <Terms xmlns="http://schemas.microsoft.com/office/infopath/2007/PartnerControls"/>
+    </lcf76f155ced4ddcb4097134ff3c332f>
+    <TaxCatchAll xmlns="5aac8420-433a-44e6-985a-8fb3279679a5" xsi:nil="true"/>
+  </documentManagement>
+</p:properties>
+</file>
+
+<file path=customXml/item2.xml><?xml version="1.0" encoding="utf-8"?>
+<?mso-contentType ?>
+<FormTemplates xmlns="http://schemas.microsoft.com/sharepoint/v3/contenttype/forms">
+  <Display>DocumentLibraryForm</Display>
+  <Edit>DocumentLibraryForm</Edit>
+  <New>DocumentLibraryForm</New>
+</FormTemplates>
+</file>
+
+<file path=customXml/item3.xml><?xml version="1.0" encoding="utf-8"?>
 <ct:contentTypeSchema xmlns:ct="http://schemas.microsoft.com/office/2006/metadata/contentType" xmlns:ma="http://schemas.microsoft.com/office/2006/metadata/properties/metaAttributes" ct:_="" ma:_="" ma:contentTypeName="Document" ma:contentTypeID="0x010100EF2CCE6057B15645B7106B4D97933848" ma:contentTypeVersion="17" ma:contentTypeDescription="Create a new document." ma:contentTypeScope="" ma:versionID="bf5962951a358addb2c8c1b30087ca4d">
   <xsd:schema xmlns:xsd="http://www.w3.org/2001/XMLSchema" xmlns:xs="http://www.w3.org/2001/XMLSchema" xmlns:p="http://schemas.microsoft.com/office/2006/metadata/properties" xmlns:ns1="http://schemas.microsoft.com/sharepoint/v3" xmlns:ns2="d1a7958c-8f44-4e0c-83af-8e38a59b607c" xmlns:ns3="5aac8420-433a-44e6-985a-8fb3279679a5" targetNamespace="http://schemas.microsoft.com/office/2006/metadata/properties" ma:root="true" ma:fieldsID="e87beb4acede310079b2dfa005ce1c0d" ns1:_="" ns2:_="" ns3:_="">
     <xsd:import namespace="http://schemas.microsoft.com/sharepoint/v3"/>
@@ -10424,30 +10488,27 @@
 </ct:contentTypeSchema>
 </file>
 
-<file path=customXml/item2.xml><?xml version="1.0" encoding="utf-8"?>
-<p:properties xmlns:p="http://schemas.microsoft.com/office/2006/metadata/properties" xmlns:xsi="http://www.w3.org/2001/XMLSchema-instance" xmlns:pc="http://schemas.microsoft.com/office/infopath/2007/PartnerControls">
-  <documentManagement>
-    <MediaLengthInSeconds xmlns="d1a7958c-8f44-4e0c-83af-8e38a59b607c" xsi:nil="true"/>
-    <_ip_UnifiedCompliancePolicyUIAction xmlns="http://schemas.microsoft.com/sharepoint/v3" xsi:nil="true"/>
-    <_ip_UnifiedCompliancePolicyProperties xmlns="http://schemas.microsoft.com/sharepoint/v3" xsi:nil="true"/>
-    <lcf76f155ced4ddcb4097134ff3c332f xmlns="d1a7958c-8f44-4e0c-83af-8e38a59b607c">
-      <Terms xmlns="http://schemas.microsoft.com/office/infopath/2007/PartnerControls"/>
-    </lcf76f155ced4ddcb4097134ff3c332f>
-    <TaxCatchAll xmlns="5aac8420-433a-44e6-985a-8fb3279679a5" xsi:nil="true"/>
-  </documentManagement>
-</p:properties>
+<file path=customXml/itemProps1.xml><?xml version="1.0" encoding="utf-8"?>
+<ds:datastoreItem xmlns:ds="http://schemas.openxmlformats.org/officeDocument/2006/customXml" ds:itemID="{ECAF97E0-C472-4C25-8C40-710CF57F1B43}">
+  <ds:schemaRefs>
+    <ds:schemaRef ds:uri="http://schemas.microsoft.com/office/2006/metadata/properties"/>
+    <ds:schemaRef ds:uri="http://schemas.microsoft.com/office/infopath/2007/PartnerControls"/>
+    <ds:schemaRef ds:uri="d1a7958c-8f44-4e0c-83af-8e38a59b607c"/>
+    <ds:schemaRef ds:uri="http://schemas.microsoft.com/sharepoint/v3"/>
+    <ds:schemaRef ds:uri="5aac8420-433a-44e6-985a-8fb3279679a5"/>
+  </ds:schemaRefs>
+</ds:datastoreItem>
 </file>
 
-<file path=customXml/item3.xml><?xml version="1.0" encoding="utf-8"?>
-<?mso-contentType ?>
-<FormTemplates xmlns="http://schemas.microsoft.com/sharepoint/v3/contenttype/forms">
-  <Display>DocumentLibraryForm</Display>
-  <Edit>DocumentLibraryForm</Edit>
-  <New>DocumentLibraryForm</New>
-</FormTemplates>
+<file path=customXml/itemProps2.xml><?xml version="1.0" encoding="utf-8"?>
+<ds:datastoreItem xmlns:ds="http://schemas.openxmlformats.org/officeDocument/2006/customXml" ds:itemID="{575BF70A-83D5-4F92-A563-14C797AC2945}">
+  <ds:schemaRefs>
+    <ds:schemaRef ds:uri="http://schemas.microsoft.com/sharepoint/v3/contenttype/forms"/>
+  </ds:schemaRefs>
+</ds:datastoreItem>
 </file>
 
-<file path=customXml/itemProps1.xml><?xml version="1.0" encoding="utf-8"?>
+<file path=customXml/itemProps3.xml><?xml version="1.0" encoding="utf-8"?>
 <ds:datastoreItem xmlns:ds="http://schemas.openxmlformats.org/officeDocument/2006/customXml" ds:itemID="{EB28C255-ED7A-427B-AEBD-36155A4A2A59}">
   <ds:schemaRefs>
     <ds:schemaRef ds:uri="http://schemas.microsoft.com/office/2006/metadata/contentType"/>
@@ -10465,24 +10526,4 @@
     <ds:schemaRef ds:uri="http://schemas.microsoft.com/internal/obd"/>
   </ds:schemaRefs>
 </ds:datastoreItem>
-</file>
-
-<file path=customXml/itemProps2.xml><?xml version="1.0" encoding="utf-8"?>
-<ds:datastoreItem xmlns:ds="http://schemas.openxmlformats.org/officeDocument/2006/customXml" ds:itemID="{ECAF97E0-C472-4C25-8C40-710CF57F1B43}">
-  <ds:schemaRefs>
-    <ds:schemaRef ds:uri="http://schemas.microsoft.com/office/2006/metadata/properties"/>
-    <ds:schemaRef ds:uri="http://schemas.microsoft.com/office/infopath/2007/PartnerControls"/>
-    <ds:schemaRef ds:uri="d1a7958c-8f44-4e0c-83af-8e38a59b607c"/>
-    <ds:schemaRef ds:uri="http://schemas.microsoft.com/sharepoint/v3"/>
-    <ds:schemaRef ds:uri="5aac8420-433a-44e6-985a-8fb3279679a5"/>
-  </ds:schemaRefs>
-</ds:datastoreItem>
-</file>
-
-<file path=customXml/itemProps3.xml><?xml version="1.0" encoding="utf-8"?>
-<ds:datastoreItem xmlns:ds="http://schemas.openxmlformats.org/officeDocument/2006/customXml" ds:itemID="{575BF70A-83D5-4F92-A563-14C797AC2945}">
-  <ds:schemaRefs>
-    <ds:schemaRef ds:uri="http://schemas.microsoft.com/sharepoint/v3/contenttype/forms"/>
-  </ds:schemaRefs>
-</ds:datastoreItem>
 </file>